--- a/support-materials/FN1/FN1_worked_examples.docx
+++ b/support-materials/FN1/FN1_worked_examples.docx
@@ -109,7 +109,7 @@
       <w:r>
         <w:drawing>
           <wp:inline distT="0" distB="0" distL="0" distR="0">
-            <wp:extent cx="4762500" cy="2867025"/>
+            <wp:extent cx="4762500" cy="2876550"/>
             <wp:effectExtent t="0" r="0" b="0" l="0"/>
             <wp:docPr id="1" name="map1" descr="A mapping diagram from six inputs to six outputs. Plotted data: 2 → 6, 5 → 24, 8 → 9, 8 → 17, 11 → 13, 14 → 20, 17 → 6." title="A mapping diagram from six inputs to six outputs"/>
             <wp:cNvGraphicFramePr>
@@ -134,7 +134,7 @@
                   <pic:spPr bwMode="auto">
                     <a:xfrm>
                       <a:off x="0" y="0"/>
-                      <a:ext cx="4762500" cy="2867025"/>
+                      <a:ext cx="4762500" cy="2876550"/>
                     </a:xfrm>
                     <a:prstGeom prst="rect">
                       <a:avLst/>
@@ -781,7 +781,7 @@
           <w:sz w:val="28"/>
           <w:szCs w:val="28"/>
         </w:rPr>
-        <w:t xml:space="preserve">,   </w:t>
+        <w:t xml:space="preserve">, </w:t>
       </w:r>
       <w:r>
         <w:rPr>
@@ -797,7 +797,7 @@
           <w:sz w:val="28"/>
           <w:szCs w:val="28"/>
         </w:rPr>
-        <w:t xml:space="preserve">,   </w:t>
+        <w:t xml:space="preserve">, </w:t>
       </w:r>
       <w:r>
         <w:rPr>
@@ -813,7 +813,7 @@
           <w:sz w:val="28"/>
           <w:szCs w:val="28"/>
         </w:rPr>
-        <w:t xml:space="preserve">,   </w:t>
+        <w:t xml:space="preserve">, </w:t>
       </w:r>
       <w:r>
         <w:rPr>
@@ -829,7 +829,7 @@
           <w:sz w:val="28"/>
           <w:szCs w:val="28"/>
         </w:rPr>
-        <w:t xml:space="preserve">,   </w:t>
+        <w:t xml:space="preserve">, </w:t>
       </w:r>
       <w:r>
         <w:rPr>
@@ -845,7 +845,7 @@
           <w:sz w:val="28"/>
           <w:szCs w:val="28"/>
         </w:rPr>
-        <w:t xml:space="preserve">,   </w:t>
+        <w:t xml:space="preserve">, </w:t>
       </w:r>
       <w:r>
         <w:rPr>
@@ -1249,7 +1249,7 @@
       <w:r>
         <w:drawing>
           <wp:inline distT="0" distB="0" distL="0" distR="0">
-            <wp:extent cx="3143250" cy="3143250"/>
+            <wp:extent cx="3133725" cy="3143250"/>
             <wp:effectExtent t="0" r="0" b="0" l="0"/>
             <wp:docPr id="1" name="graph1" descr="A straight line crossing the grid diagonally. Plotted data: a straight line passing through points including (0, 3) and (1, 1), extending from the upper-left to the lower-right of the grid with no breaks or turns." title="A straight line crossing the grid diagonally"/>
             <wp:cNvGraphicFramePr>
@@ -1274,7 +1274,7 @@
                   <pic:spPr bwMode="auto">
                     <a:xfrm>
                       <a:off x="0" y="0"/>
-                      <a:ext cx="3143250" cy="3143250"/>
+                      <a:ext cx="3133725" cy="3143250"/>
                     </a:xfrm>
                     <a:prstGeom prst="rect">
                       <a:avLst/>
@@ -1407,7 +1407,7 @@
       <w:r>
         <w:drawing>
           <wp:inline distT="0" distB="0" distL="0" distR="0">
-            <wp:extent cx="3143250" cy="3143250"/>
+            <wp:extent cx="3133725" cy="3143250"/>
             <wp:effectExtent t="0" r="0" b="0" l="0"/>
             <wp:docPr id="1" name="graph2" descr="A smooth curve extending to the right from a leftmost point. Plotted data: a smooth curve whose leftmost point is at (-4, 0). It extends to the right and passes through approximately (-1.1, 1.7), (-1.1, -1.7), (1.8, 2.4), and (1.8, -2.4)." title="A smooth curve extending to the right from a leftmost point"/>
             <wp:cNvGraphicFramePr>
@@ -1432,7 +1432,7 @@
                   <pic:spPr bwMode="auto">
                     <a:xfrm>
                       <a:off x="0" y="0"/>
-                      <a:ext cx="3143250" cy="3143250"/>
+                      <a:ext cx="3133725" cy="3143250"/>
                     </a:xfrm>
                     <a:prstGeom prst="rect">
                       <a:avLst/>
@@ -1628,7 +1628,7 @@
       <w:r>
         <w:drawing>
           <wp:inline distT="0" distB="0" distL="0" distR="0">
-            <wp:extent cx="3143250" cy="3143250"/>
+            <wp:extent cx="3133725" cy="3143250"/>
             <wp:effectExtent t="0" r="0" b="0" l="0"/>
             <wp:docPr id="1" name="graph3" descr="Five isolated plotted points. Plotted data: five isolated points, not connected to each other, at approximately (-4, 2), (-2, -3), (0, 4), (2, -1), and (4, 3)." title="Five isolated plotted points"/>
             <wp:cNvGraphicFramePr>
@@ -1653,7 +1653,7 @@
                   <pic:spPr bwMode="auto">
                     <a:xfrm>
                       <a:off x="0" y="0"/>
-                      <a:ext cx="3143250" cy="3143250"/>
+                      <a:ext cx="3133725" cy="3143250"/>
                     </a:xfrm>
                     <a:prstGeom prst="rect">
                       <a:avLst/>
@@ -1816,6 +1816,1408 @@
           <w:bCs/>
         </w:rPr>
         <w:t xml:space="preserve">This graph represents a function.</w:t>
+      </w:r>
+    </w:p>
+    <w:p>
+      <w:pPr>
+        <w:pStyle w:val="Heading2"/>
+        <w:pageBreakBefore/>
+      </w:pPr>
+      <w:r>
+        <w:t xml:space="preserve">Example 9: Slip 1</w:t>
+      </w:r>
+    </w:p>
+    <w:p>
+      <w:pPr>
+        <w:keepNext/>
+        <w:spacing w:after="120" w:before="80" w:line="300"/>
+      </w:pPr>
+      <w:r>
+        <w:rPr>
+          <w:b/>
+          <w:bCs/>
+        </w:rPr>
+        <w:t xml:space="preserve">Table 2. </w:t>
+      </w:r>
+      <w:r>
+        <w:t xml:space="preserve">Table of x-values and y-values, listed in two rows</w:t>
+      </w:r>
+    </w:p>
+    <w:tbl>
+      <w:tblPr>
+        <w:tblW w:type="dxa" w:w="9000"/>
+        <w:tblBorders>
+          <w:top w:val="single" w:color="auto" w:sz="4"/>
+          <w:left w:val="single" w:color="auto" w:sz="4"/>
+          <w:bottom w:val="single" w:color="auto" w:sz="4"/>
+          <w:right w:val="single" w:color="auto" w:sz="4"/>
+          <w:insideH w:val="single" w:color="auto" w:sz="4"/>
+          <w:insideV w:val="single" w:color="auto" w:sz="4"/>
+        </w:tblBorders>
+      </w:tblPr>
+      <w:tblGrid>
+        <w:gridCol w:w="1100"/>
+        <w:gridCol w:w="1975"/>
+        <w:gridCol w:w="1975"/>
+        <w:gridCol w:w="1975"/>
+        <w:gridCol w:w="1975"/>
+      </w:tblGrid>
+      <w:tr>
+        <w:tc>
+          <w:tcPr>
+            <w:tcW w:type="dxa" w:w="1100"/>
+            <w:tcBorders>
+              <w:top w:val="single" w:color="555555" w:sz="6"/>
+              <w:left w:val="single" w:color="555555" w:sz="6"/>
+              <w:bottom w:val="single" w:color="555555" w:sz="6"/>
+              <w:right w:val="single" w:color="555555" w:sz="6"/>
+            </w:tcBorders>
+            <w:shd w:fill="E6F4F4" w:val="clear"/>
+            <w:tcMar>
+              <w:top w:type="dxa" w:w="80"/>
+              <w:left w:type="dxa" w:w="120"/>
+              <w:bottom w:type="dxa" w:w="80"/>
+              <w:right w:type="dxa" w:w="120"/>
+            </w:tcMar>
+          </w:tcPr>
+          <w:p>
+            <w:pPr>
+              <w:jc w:val="center"/>
+            </w:pPr>
+            <w:r>
+              <w:rPr>
+                <w:b/>
+                <w:bCs/>
+                <w:sz w:val="28"/>
+                <w:szCs w:val="28"/>
+              </w:rPr>
+              <w:t xml:space="preserve">x</w:t>
+            </w:r>
+          </w:p>
+        </w:tc>
+        <w:tc>
+          <w:tcPr>
+            <w:tcW w:type="dxa" w:w="1975"/>
+            <w:tcBorders>
+              <w:top w:val="single" w:color="555555" w:sz="6"/>
+              <w:left w:val="single" w:color="555555" w:sz="6"/>
+              <w:bottom w:val="single" w:color="555555" w:sz="6"/>
+              <w:right w:val="single" w:color="555555" w:sz="6"/>
+            </w:tcBorders>
+            <w:tcMar>
+              <w:top w:type="dxa" w:w="80"/>
+              <w:left w:type="dxa" w:w="120"/>
+              <w:bottom w:type="dxa" w:w="80"/>
+              <w:right w:type="dxa" w:w="120"/>
+            </w:tcMar>
+          </w:tcPr>
+          <w:p>
+            <w:pPr>
+              <w:jc w:val="center"/>
+            </w:pPr>
+            <w:r>
+              <w:rPr>
+                <w:b w:val="false"/>
+                <w:bCs w:val="false"/>
+                <w:sz w:val="28"/>
+                <w:szCs w:val="28"/>
+              </w:rPr>
+              <w:t xml:space="preserve">2</w:t>
+            </w:r>
+          </w:p>
+        </w:tc>
+        <w:tc>
+          <w:tcPr>
+            <w:tcW w:type="dxa" w:w="1975"/>
+            <w:tcBorders>
+              <w:top w:val="single" w:color="555555" w:sz="6"/>
+              <w:left w:val="single" w:color="555555" w:sz="6"/>
+              <w:bottom w:val="single" w:color="555555" w:sz="6"/>
+              <w:right w:val="single" w:color="555555" w:sz="6"/>
+            </w:tcBorders>
+            <w:tcMar>
+              <w:top w:type="dxa" w:w="80"/>
+              <w:left w:type="dxa" w:w="120"/>
+              <w:bottom w:type="dxa" w:w="80"/>
+              <w:right w:type="dxa" w:w="120"/>
+            </w:tcMar>
+          </w:tcPr>
+          <w:p>
+            <w:pPr>
+              <w:jc w:val="center"/>
+            </w:pPr>
+            <w:r>
+              <w:rPr>
+                <w:b w:val="false"/>
+                <w:bCs w:val="false"/>
+                <w:sz w:val="28"/>
+                <w:szCs w:val="28"/>
+              </w:rPr>
+              <w:t xml:space="preserve">4</w:t>
+            </w:r>
+          </w:p>
+        </w:tc>
+        <w:tc>
+          <w:tcPr>
+            <w:tcW w:type="dxa" w:w="1975"/>
+            <w:tcBorders>
+              <w:top w:val="single" w:color="555555" w:sz="6"/>
+              <w:left w:val="single" w:color="555555" w:sz="6"/>
+              <w:bottom w:val="single" w:color="555555" w:sz="6"/>
+              <w:right w:val="single" w:color="555555" w:sz="6"/>
+            </w:tcBorders>
+            <w:tcMar>
+              <w:top w:type="dxa" w:w="80"/>
+              <w:left w:type="dxa" w:w="120"/>
+              <w:bottom w:type="dxa" w:w="80"/>
+              <w:right w:type="dxa" w:w="120"/>
+            </w:tcMar>
+          </w:tcPr>
+          <w:p>
+            <w:pPr>
+              <w:jc w:val="center"/>
+            </w:pPr>
+            <w:r>
+              <w:rPr>
+                <w:b w:val="false"/>
+                <w:bCs w:val="false"/>
+                <w:sz w:val="28"/>
+                <w:szCs w:val="28"/>
+              </w:rPr>
+              <w:t xml:space="preserve">6</w:t>
+            </w:r>
+          </w:p>
+        </w:tc>
+        <w:tc>
+          <w:tcPr>
+            <w:tcW w:type="dxa" w:w="1975"/>
+            <w:tcBorders>
+              <w:top w:val="single" w:color="555555" w:sz="6"/>
+              <w:left w:val="single" w:color="555555" w:sz="6"/>
+              <w:bottom w:val="single" w:color="555555" w:sz="6"/>
+              <w:right w:val="single" w:color="555555" w:sz="6"/>
+            </w:tcBorders>
+            <w:tcMar>
+              <w:top w:type="dxa" w:w="80"/>
+              <w:left w:type="dxa" w:w="120"/>
+              <w:bottom w:type="dxa" w:w="80"/>
+              <w:right w:type="dxa" w:w="120"/>
+            </w:tcMar>
+          </w:tcPr>
+          <w:p>
+            <w:pPr>
+              <w:jc w:val="center"/>
+            </w:pPr>
+            <w:r>
+              <w:rPr>
+                <w:b w:val="false"/>
+                <w:bCs w:val="false"/>
+                <w:sz w:val="28"/>
+                <w:szCs w:val="28"/>
+              </w:rPr>
+              <w:t xml:space="preserve">8</w:t>
+            </w:r>
+          </w:p>
+        </w:tc>
+      </w:tr>
+      <w:tr>
+        <w:tc>
+          <w:tcPr>
+            <w:tcW w:type="dxa" w:w="1100"/>
+            <w:tcBorders>
+              <w:top w:val="single" w:color="555555" w:sz="6"/>
+              <w:left w:val="single" w:color="555555" w:sz="6"/>
+              <w:bottom w:val="single" w:color="555555" w:sz="6"/>
+              <w:right w:val="single" w:color="555555" w:sz="6"/>
+            </w:tcBorders>
+            <w:shd w:fill="E6F4F4" w:val="clear"/>
+            <w:tcMar>
+              <w:top w:type="dxa" w:w="80"/>
+              <w:left w:type="dxa" w:w="120"/>
+              <w:bottom w:type="dxa" w:w="80"/>
+              <w:right w:type="dxa" w:w="120"/>
+            </w:tcMar>
+          </w:tcPr>
+          <w:p>
+            <w:pPr>
+              <w:jc w:val="center"/>
+            </w:pPr>
+            <w:r>
+              <w:rPr>
+                <w:b/>
+                <w:bCs/>
+                <w:sz w:val="28"/>
+                <w:szCs w:val="28"/>
+              </w:rPr>
+              <w:t xml:space="preserve">y</w:t>
+            </w:r>
+          </w:p>
+        </w:tc>
+        <w:tc>
+          <w:tcPr>
+            <w:tcW w:type="dxa" w:w="1975"/>
+            <w:tcBorders>
+              <w:top w:val="single" w:color="555555" w:sz="6"/>
+              <w:left w:val="single" w:color="555555" w:sz="6"/>
+              <w:bottom w:val="single" w:color="555555" w:sz="6"/>
+              <w:right w:val="single" w:color="555555" w:sz="6"/>
+            </w:tcBorders>
+            <w:tcMar>
+              <w:top w:type="dxa" w:w="80"/>
+              <w:left w:type="dxa" w:w="120"/>
+              <w:bottom w:type="dxa" w:w="80"/>
+              <w:right w:type="dxa" w:w="120"/>
+            </w:tcMar>
+          </w:tcPr>
+          <w:p>
+            <w:pPr>
+              <w:jc w:val="center"/>
+            </w:pPr>
+            <w:r>
+              <w:rPr>
+                <w:b w:val="false"/>
+                <w:bCs w:val="false"/>
+                <w:sz w:val="28"/>
+                <w:szCs w:val="28"/>
+              </w:rPr>
+              <w:t xml:space="preserve">5</w:t>
+            </w:r>
+          </w:p>
+        </w:tc>
+        <w:tc>
+          <w:tcPr>
+            <w:tcW w:type="dxa" w:w="1975"/>
+            <w:tcBorders>
+              <w:top w:val="single" w:color="555555" w:sz="6"/>
+              <w:left w:val="single" w:color="555555" w:sz="6"/>
+              <w:bottom w:val="single" w:color="555555" w:sz="6"/>
+              <w:right w:val="single" w:color="555555" w:sz="6"/>
+            </w:tcBorders>
+            <w:tcMar>
+              <w:top w:type="dxa" w:w="80"/>
+              <w:left w:type="dxa" w:w="120"/>
+              <w:bottom w:type="dxa" w:w="80"/>
+              <w:right w:type="dxa" w:w="120"/>
+            </w:tcMar>
+          </w:tcPr>
+          <w:p>
+            <w:pPr>
+              <w:jc w:val="center"/>
+            </w:pPr>
+            <w:r>
+              <w:rPr>
+                <w:b w:val="false"/>
+                <w:bCs w:val="false"/>
+                <w:sz w:val="28"/>
+                <w:szCs w:val="28"/>
+              </w:rPr>
+              <w:t xml:space="preserve">5</w:t>
+            </w:r>
+          </w:p>
+        </w:tc>
+        <w:tc>
+          <w:tcPr>
+            <w:tcW w:type="dxa" w:w="1975"/>
+            <w:tcBorders>
+              <w:top w:val="single" w:color="555555" w:sz="6"/>
+              <w:left w:val="single" w:color="555555" w:sz="6"/>
+              <w:bottom w:val="single" w:color="555555" w:sz="6"/>
+              <w:right w:val="single" w:color="555555" w:sz="6"/>
+            </w:tcBorders>
+            <w:tcMar>
+              <w:top w:type="dxa" w:w="80"/>
+              <w:left w:type="dxa" w:w="120"/>
+              <w:bottom w:type="dxa" w:w="80"/>
+              <w:right w:type="dxa" w:w="120"/>
+            </w:tcMar>
+          </w:tcPr>
+          <w:p>
+            <w:pPr>
+              <w:jc w:val="center"/>
+            </w:pPr>
+            <w:r>
+              <w:rPr>
+                <w:b w:val="false"/>
+                <w:bCs w:val="false"/>
+                <w:sz w:val="28"/>
+                <w:szCs w:val="28"/>
+              </w:rPr>
+              <w:t xml:space="preserve">5</w:t>
+            </w:r>
+          </w:p>
+        </w:tc>
+        <w:tc>
+          <w:tcPr>
+            <w:tcW w:type="dxa" w:w="1975"/>
+            <w:tcBorders>
+              <w:top w:val="single" w:color="555555" w:sz="6"/>
+              <w:left w:val="single" w:color="555555" w:sz="6"/>
+              <w:bottom w:val="single" w:color="555555" w:sz="6"/>
+              <w:right w:val="single" w:color="555555" w:sz="6"/>
+            </w:tcBorders>
+            <w:tcMar>
+              <w:top w:type="dxa" w:w="80"/>
+              <w:left w:type="dxa" w:w="120"/>
+              <w:bottom w:type="dxa" w:w="80"/>
+              <w:right w:type="dxa" w:w="120"/>
+            </w:tcMar>
+          </w:tcPr>
+          <w:p>
+            <w:pPr>
+              <w:jc w:val="center"/>
+            </w:pPr>
+            <w:r>
+              <w:rPr>
+                <w:b w:val="false"/>
+                <w:bCs w:val="false"/>
+                <w:sz w:val="28"/>
+                <w:szCs w:val="28"/>
+              </w:rPr>
+              <w:t xml:space="preserve">5</w:t>
+            </w:r>
+          </w:p>
+        </w:tc>
+      </w:tr>
+    </w:tbl>
+    <w:p>
+      <w:pPr>
+        <w:pStyle w:val="Heading3"/>
+        <w:keepNext/>
+      </w:pPr>
+      <w:r>
+        <w:t xml:space="preserve">Question</w:t>
+      </w:r>
+    </w:p>
+    <w:p>
+      <w:pPr>
+        <w:spacing w:after="120" w:before="80" w:line="300"/>
+      </w:pPr>
+      <w:r>
+        <w:t xml:space="preserve">A student says this table is not a function, because the y-value 5 repeats. What is the mistake, if any?</w:t>
+      </w:r>
+    </w:p>
+    <w:p>
+      <w:pPr>
+        <w:spacing w:after="40" w:before="20"/>
+        <w:ind w:left="360"/>
+      </w:pPr>
+      <w:r>
+        <w:rPr>
+          <w:b/>
+          <w:bCs/>
+        </w:rPr>
+        <w:t xml:space="preserve">A.  </w:t>
+      </w:r>
+      <w:r>
+        <w:t xml:space="preserve">Only a repeated input breaks a function; outputs may repeat.</w:t>
+      </w:r>
+    </w:p>
+    <w:p>
+      <w:pPr>
+        <w:spacing w:after="40" w:before="20"/>
+        <w:ind w:left="360"/>
+      </w:pPr>
+      <w:r>
+        <w:rPr>
+          <w:b/>
+          <w:bCs/>
+        </w:rPr>
+        <w:t xml:space="preserve">B.  </w:t>
+      </w:r>
+      <w:r>
+        <w:t xml:space="preserve">The table needs more rows before anyone can decide either way.</w:t>
+      </w:r>
+    </w:p>
+    <w:p>
+      <w:pPr>
+        <w:spacing w:after="40" w:before="20"/>
+        <w:ind w:left="360"/>
+      </w:pPr>
+      <w:r>
+        <w:rPr>
+          <w:b/>
+          <w:bCs/>
+        </w:rPr>
+        <w:t xml:space="preserve">C.  </w:t>
+      </w:r>
+      <w:r>
+        <w:t xml:space="preserve">A function has to use each output only once, so this is wrong.</w:t>
+      </w:r>
+    </w:p>
+    <w:p>
+      <w:pPr>
+        <w:spacing w:after="40" w:before="20"/>
+        <w:ind w:left="360"/>
+      </w:pPr>
+      <w:r>
+        <w:rPr>
+          <w:b/>
+          <w:bCs/>
+        </w:rPr>
+        <w:t xml:space="preserve">D.  </w:t>
+      </w:r>
+      <w:r>
+        <w:t xml:space="preserve">There is no mistake.</w:t>
+      </w:r>
+    </w:p>
+    <w:p>
+      <w:pPr>
+        <w:pStyle w:val="Heading3"/>
+        <w:keepNext/>
+      </w:pPr>
+      <w:r>
+        <w:t xml:space="preserve">Answer and reasoning</w:t>
+      </w:r>
+    </w:p>
+    <w:p>
+      <w:pPr>
+        <w:spacing w:after="120" w:before="80" w:line="300"/>
+      </w:pPr>
+      <w:r>
+        <w:t xml:space="preserve">The question is whether one input ever has two different outputs. Each x-value here, 2, 4, 6, and 8, appears once, so each input has exactly one output. Many inputs sharing the output 5 is allowed. </w:t>
+      </w:r>
+      <w:r>
+        <w:rPr>
+          <w:b/>
+          <w:bCs/>
+        </w:rPr>
+        <w:t xml:space="preserve">The table is a function; repeated y-values do not matter.</w:t>
+      </w:r>
+    </w:p>
+    <w:p>
+      <w:pPr>
+        <w:pStyle w:val="Heading2"/>
+        <w:pageBreakBefore/>
+      </w:pPr>
+      <w:r>
+        <w:t xml:space="preserve">Example 10: Slip 2</w:t>
+      </w:r>
+    </w:p>
+    <w:p>
+      <w:pPr>
+        <w:spacing w:after="200" w:before="200"/>
+        <w:jc w:val="center"/>
+      </w:pPr>
+      <w:r>
+        <w:rPr>
+          <w:i/>
+          <w:iCs/>
+          <w:sz w:val="40"/>
+          <w:szCs w:val="40"/>
+        </w:rPr>
+        <w:t xml:space="preserve">x</w:t>
+      </w:r>
+      <w:r>
+        <w:rPr>
+          <w:i/>
+          <w:iCs/>
+          <w:sz w:val="40"/>
+          <w:szCs w:val="40"/>
+          <w:vertAlign w:val="superscript"/>
+        </w:rPr>
+        <w:t xml:space="preserve">2</w:t>
+      </w:r>
+      <w:r>
+        <w:rPr>
+          <w:i/>
+          <w:iCs/>
+          <w:sz w:val="40"/>
+          <w:szCs w:val="40"/>
+        </w:rPr>
+        <w:t xml:space="preserve"> + y = 4</w:t>
+      </w:r>
+    </w:p>
+    <w:p>
+      <w:pPr>
+        <w:pStyle w:val="Heading3"/>
+        <w:keepNext/>
+      </w:pPr>
+      <w:r>
+        <w:t xml:space="preserve">Question</w:t>
+      </w:r>
+    </w:p>
+    <w:p>
+      <w:pPr>
+        <w:spacing w:after="120" w:before="80" w:line="300"/>
+      </w:pPr>
+      <w:r>
+        <w:t xml:space="preserve">A student says this is not a function, because </w:t>
+      </w:r>
+      <w:r>
+        <w:rPr>
+          <w:i/>
+          <w:iCs/>
+        </w:rPr>
+        <w:t xml:space="preserve">x</w:t>
+      </w:r>
+      <w:r>
+        <w:t xml:space="preserve"> is squared. What is the mistake, if any?</w:t>
+      </w:r>
+    </w:p>
+    <w:p>
+      <w:pPr>
+        <w:spacing w:after="40" w:before="20"/>
+        <w:ind w:left="360"/>
+      </w:pPr>
+      <w:r>
+        <w:rPr>
+          <w:b/>
+          <w:bCs/>
+        </w:rPr>
+        <w:t xml:space="preserve">A.  </w:t>
+      </w:r>
+      <w:r>
+        <w:t xml:space="preserve">There is no mistake.</w:t>
+      </w:r>
+    </w:p>
+    <w:p>
+      <w:pPr>
+        <w:spacing w:after="40" w:before="20"/>
+        <w:ind w:left="360"/>
+      </w:pPr>
+      <w:r>
+        <w:rPr>
+          <w:b/>
+          <w:bCs/>
+        </w:rPr>
+        <w:t xml:space="preserve">B.  </w:t>
+      </w:r>
+      <w:r>
+        <w:t xml:space="preserve">Squaring x is fine; only an even power on y gives two outputs.</w:t>
+      </w:r>
+    </w:p>
+    <w:p>
+      <w:pPr>
+        <w:spacing w:after="40" w:before="20"/>
+        <w:ind w:left="360"/>
+      </w:pPr>
+      <w:r>
+        <w:rPr>
+          <w:b/>
+          <w:bCs/>
+        </w:rPr>
+        <w:t xml:space="preserve">C.  </w:t>
+      </w:r>
+      <w:r>
+        <w:t xml:space="preserve">It is not a function, because its graph is a curve, not a line.</w:t>
+      </w:r>
+    </w:p>
+    <w:p>
+      <w:pPr>
+        <w:spacing w:after="40" w:before="20"/>
+        <w:ind w:left="360"/>
+      </w:pPr>
+      <w:r>
+        <w:rPr>
+          <w:b/>
+          <w:bCs/>
+        </w:rPr>
+        <w:t xml:space="preserve">D.  </w:t>
+      </w:r>
+      <w:r>
+        <w:t xml:space="preserve">It is a function only when x is a positive number.</w:t>
+      </w:r>
+    </w:p>
+    <w:p>
+      <w:pPr>
+        <w:pStyle w:val="Heading3"/>
+        <w:keepNext/>
+      </w:pPr>
+      <w:r>
+        <w:t xml:space="preserve">Answer and reasoning</w:t>
+      </w:r>
+    </w:p>
+    <w:p>
+      <w:pPr>
+        <w:spacing w:after="120" w:before="80" w:line="300"/>
+      </w:pPr>
+      <w:r>
+        <w:t xml:space="preserve">Solve for </w:t>
+      </w:r>
+      <w:r>
+        <w:rPr>
+          <w:i/>
+          <w:iCs/>
+        </w:rPr>
+        <w:t xml:space="preserve">y</w:t>
+      </w:r>
+      <w:r>
+        <w:t xml:space="preserve">: </w:t>
+      </w:r>
+      <w:r>
+        <w:rPr>
+          <w:i/>
+          <w:iCs/>
+        </w:rPr>
+        <w:t xml:space="preserve">y=4−x</w:t>
+      </w:r>
+      <w:r>
+        <w:rPr>
+          <w:i/>
+          <w:iCs/>
+          <w:vertAlign w:val="superscript"/>
+        </w:rPr>
+        <w:t xml:space="preserve">2</w:t>
+      </w:r>
+      <w:r>
+        <w:t xml:space="preserve">. Each </w:t>
+      </w:r>
+      <w:r>
+        <w:rPr>
+          <w:i/>
+          <w:iCs/>
+        </w:rPr>
+        <w:t xml:space="preserve">x</w:t>
+      </w:r>
+      <w:r>
+        <w:t xml:space="preserve"> gives exactly one </w:t>
+      </w:r>
+      <w:r>
+        <w:rPr>
+          <w:i/>
+          <w:iCs/>
+        </w:rPr>
+        <w:t xml:space="preserve">y</w:t>
+      </w:r>
+      <w:r>
+        <w:t xml:space="preserve">; for example </w:t>
+      </w:r>
+      <w:r>
+        <w:rPr>
+          <w:i/>
+          <w:iCs/>
+        </w:rPr>
+        <w:t xml:space="preserve">x=2</w:t>
+      </w:r>
+      <w:r>
+        <w:t xml:space="preserve"> and </w:t>
+      </w:r>
+      <w:r>
+        <w:rPr>
+          <w:i/>
+          <w:iCs/>
+        </w:rPr>
+        <w:t xml:space="preserve">x=−2</w:t>
+      </w:r>
+      <w:r>
+        <w:t xml:space="preserve"> both give </w:t>
+      </w:r>
+      <w:r>
+        <w:rPr>
+          <w:i/>
+          <w:iCs/>
+        </w:rPr>
+        <w:t xml:space="preserve">y=0</w:t>
+      </w:r>
+      <w:r>
+        <w:t xml:space="preserve">, which is two inputs sharing an output, not one input with two outputs. The power that matters is the power on </w:t>
+      </w:r>
+      <w:r>
+        <w:rPr>
+          <w:i/>
+          <w:iCs/>
+        </w:rPr>
+        <w:t xml:space="preserve">y</w:t>
+      </w:r>
+      <w:r>
+        <w:t xml:space="preserve">. </w:t>
+      </w:r>
+      <w:r>
+        <w:rPr>
+          <w:b/>
+          <w:bCs/>
+        </w:rPr>
+        <w:t xml:space="preserve">The equation defines a function.</w:t>
+      </w:r>
+    </w:p>
+    <w:p>
+      <w:pPr>
+        <w:pStyle w:val="Heading2"/>
+        <w:pageBreakBefore/>
+      </w:pPr>
+      <w:r>
+        <w:t xml:space="preserve">Example 11: Slip 3</w:t>
+      </w:r>
+    </w:p>
+    <w:p>
+      <w:pPr>
+        <w:spacing w:after="200" w:before="200"/>
+        <w:jc w:val="center"/>
+      </w:pPr>
+      <w:r>
+        <w:rPr>
+          <w:i/>
+          <w:iCs/>
+          <w:sz w:val="40"/>
+          <w:szCs w:val="40"/>
+        </w:rPr>
+        <w:t xml:space="preserve">y</w:t>
+      </w:r>
+      <w:r>
+        <w:rPr>
+          <w:i/>
+          <w:iCs/>
+          <w:sz w:val="40"/>
+          <w:szCs w:val="40"/>
+          <w:vertAlign w:val="superscript"/>
+        </w:rPr>
+        <w:t xml:space="preserve">2</w:t>
+      </w:r>
+      <w:r>
+        <w:rPr>
+          <w:i/>
+          <w:iCs/>
+          <w:sz w:val="40"/>
+          <w:szCs w:val="40"/>
+        </w:rPr>
+        <w:t xml:space="preserve"> = x + 1</w:t>
+      </w:r>
+    </w:p>
+    <w:p>
+      <w:pPr>
+        <w:pStyle w:val="Heading3"/>
+        <w:keepNext/>
+      </w:pPr>
+      <w:r>
+        <w:t xml:space="preserve">Question</w:t>
+      </w:r>
+    </w:p>
+    <w:p>
+      <w:pPr>
+        <w:spacing w:after="120" w:before="80" w:line="300"/>
+      </w:pPr>
+      <w:r>
+        <w:t xml:space="preserve">A student says this is a function, because </w:t>
+      </w:r>
+      <w:r>
+        <w:rPr>
+          <w:i/>
+          <w:iCs/>
+        </w:rPr>
+        <w:t xml:space="preserve">x</w:t>
+      </w:r>
+      <w:r>
+        <w:t xml:space="preserve"> only has a power of 1. What is the mistake, if any?</w:t>
+      </w:r>
+    </w:p>
+    <w:p>
+      <w:pPr>
+        <w:spacing w:after="40" w:before="20"/>
+        <w:ind w:left="360"/>
+      </w:pPr>
+      <w:r>
+        <w:rPr>
+          <w:b/>
+          <w:bCs/>
+        </w:rPr>
+        <w:t xml:space="preserve">A.  </w:t>
+      </w:r>
+      <w:r>
+        <w:t xml:space="preserve">It is a function, but only for x values greater than 0.</w:t>
+      </w:r>
+    </w:p>
+    <w:p>
+      <w:pPr>
+        <w:spacing w:after="40" w:before="20"/>
+        <w:ind w:left="360"/>
+      </w:pPr>
+      <w:r>
+        <w:rPr>
+          <w:b/>
+          <w:bCs/>
+        </w:rPr>
+        <w:t xml:space="preserve">B.  </w:t>
+      </w:r>
+      <w:r>
+        <w:t xml:space="preserve">There is no mistake.</w:t>
+      </w:r>
+    </w:p>
+    <w:p>
+      <w:pPr>
+        <w:spacing w:after="40" w:before="20"/>
+        <w:ind w:left="360"/>
+      </w:pPr>
+      <w:r>
+        <w:rPr>
+          <w:b/>
+          <w:bCs/>
+        </w:rPr>
+        <w:t xml:space="preserve">C.  </w:t>
+      </w:r>
+      <w:r>
+        <w:t xml:space="preserve">With y squared, one x can give two values of y.</w:t>
+      </w:r>
+    </w:p>
+    <w:p>
+      <w:pPr>
+        <w:spacing w:after="40" w:before="20"/>
+        <w:ind w:left="360"/>
+      </w:pPr>
+      <w:r>
+        <w:rPr>
+          <w:b/>
+          <w:bCs/>
+        </w:rPr>
+        <w:t xml:space="preserve">D.  </w:t>
+      </w:r>
+      <w:r>
+        <w:t xml:space="preserve">The power on x has to be 2 before it can be a function.</w:t>
+      </w:r>
+    </w:p>
+    <w:p>
+      <w:pPr>
+        <w:pStyle w:val="Heading3"/>
+        <w:keepNext/>
+      </w:pPr>
+      <w:r>
+        <w:t xml:space="preserve">Answer and reasoning</w:t>
+      </w:r>
+    </w:p>
+    <w:p>
+      <w:pPr>
+        <w:spacing w:after="120" w:before="80" w:line="300"/>
+      </w:pPr>
+      <w:r>
+        <w:t xml:space="preserve">The power on </w:t>
+      </w:r>
+      <w:r>
+        <w:rPr>
+          <w:i/>
+          <w:iCs/>
+        </w:rPr>
+        <w:t xml:space="preserve">y</w:t>
+      </w:r>
+      <w:r>
+        <w:t xml:space="preserve"> is even. Try </w:t>
+      </w:r>
+      <w:r>
+        <w:rPr>
+          <w:i/>
+          <w:iCs/>
+        </w:rPr>
+        <w:t xml:space="preserve">x=3</w:t>
+      </w:r>
+      <w:r>
+        <w:t xml:space="preserve">: </w:t>
+      </w:r>
+      <w:r>
+        <w:rPr>
+          <w:i/>
+          <w:iCs/>
+        </w:rPr>
+        <w:t xml:space="preserve">y</w:t>
+      </w:r>
+      <w:r>
+        <w:rPr>
+          <w:i/>
+          <w:iCs/>
+          <w:vertAlign w:val="superscript"/>
+        </w:rPr>
+        <w:t xml:space="preserve">2</w:t>
+      </w:r>
+      <w:r>
+        <w:rPr>
+          <w:i/>
+          <w:iCs/>
+        </w:rPr>
+        <w:t xml:space="preserve">=4</w:t>
+      </w:r>
+      <w:r>
+        <w:t xml:space="preserve">, so </w:t>
+      </w:r>
+      <w:r>
+        <w:rPr>
+          <w:i/>
+          <w:iCs/>
+        </w:rPr>
+        <w:t xml:space="preserve">y=2</w:t>
+      </w:r>
+      <w:r>
+        <w:t xml:space="preserve"> or </w:t>
+      </w:r>
+      <w:r>
+        <w:rPr>
+          <w:i/>
+          <w:iCs/>
+        </w:rPr>
+        <w:t xml:space="preserve">y=−2</w:t>
+      </w:r>
+      <w:r>
+        <w:t xml:space="preserve">. One input gives two outputs. </w:t>
+      </w:r>
+      <w:r>
+        <w:rPr>
+          <w:b/>
+          <w:bCs/>
+        </w:rPr>
+        <w:t xml:space="preserve">The equation does not define a function.</w:t>
+      </w:r>
+    </w:p>
+    <w:p>
+      <w:pPr>
+        <w:pStyle w:val="Heading2"/>
+        <w:pageBreakBefore/>
+      </w:pPr>
+      <w:r>
+        <w:t xml:space="preserve">Example 12: Slip 4</w:t>
+      </w:r>
+    </w:p>
+    <w:p>
+      <w:pPr>
+        <w:spacing w:after="60" w:before="60"/>
+      </w:pPr>
+      <w:r>
+        <w:drawing>
+          <wp:inline distT="0" distB="0" distL="0" distR="0">
+            <wp:extent cx="2466975" cy="2476500"/>
+            <wp:effectExtent t="0" r="0" b="0" l="0"/>
+            <wp:docPr id="1" name="sl4" descr="A smooth curve extending to the right from a leftmost point. Plotted data: a smooth curve whose leftmost point is at (-4, 0). It extends to the right and passes through approximately (-1.1, 1.7), (-1.1, -1.7), (1.8, 2.4), and (1.8, -2.4)." title="A smooth curve extending to the right from a leftmost point"/>
+            <wp:cNvGraphicFramePr>
+              <a:graphicFrameLocks xmlns:a="http://schemas.openxmlformats.org/drawingml/2006/main" noChangeAspect="1"/>
+            </wp:cNvGraphicFramePr>
+            <a:graphic xmlns:a="http://schemas.openxmlformats.org/drawingml/2006/main">
+              <a:graphicData uri="http://schemas.openxmlformats.org/drawingml/2006/picture">
+                <pic:pic xmlns:pic="http://schemas.openxmlformats.org/drawingml/2006/picture">
+                  <pic:nvPicPr>
+                    <pic:cNvPr id="0" name="" descr=""/>
+                    <pic:cNvPicPr>
+                      <a:picLocks noChangeAspect="1" noChangeArrowheads="1"/>
+                    </pic:cNvPicPr>
+                  </pic:nvPicPr>
+                  <pic:blipFill>
+                    <a:blip r:embed="rId13" cstate="none"/>
+                    <a:srcRect/>
+                    <a:stretch>
+                      <a:fillRect/>
+                    </a:stretch>
+                  </pic:blipFill>
+                  <pic:spPr bwMode="auto">
+                    <a:xfrm>
+                      <a:off x="0" y="0"/>
+                      <a:ext cx="2466975" cy="2476500"/>
+                    </a:xfrm>
+                    <a:prstGeom prst="rect">
+                      <a:avLst/>
+                    </a:prstGeom>
+                  </pic:spPr>
+                </pic:pic>
+              </a:graphicData>
+            </a:graphic>
+          </wp:inline>
+        </w:drawing>
+      </w:r>
+    </w:p>
+    <w:p>
+      <w:pPr>
+        <w:spacing w:after="120" w:before="80" w:line="300"/>
+      </w:pPr>
+      <w:r>
+        <w:rPr>
+          <w:b/>
+          <w:bCs/>
+          <w:sz w:val="22"/>
+          <w:szCs w:val="22"/>
+        </w:rPr>
+        <w:t xml:space="preserve">Plotted data: </w:t>
+      </w:r>
+      <w:r>
+        <w:rPr>
+          <w:sz w:val="22"/>
+          <w:szCs w:val="22"/>
+        </w:rPr>
+        <w:t xml:space="preserve">a smooth curve whose leftmost point is at </w:t>
+      </w:r>
+      <w:r>
+        <w:rPr>
+          <w:i/>
+          <w:iCs/>
+          <w:sz w:val="22"/>
+          <w:szCs w:val="22"/>
+        </w:rPr>
+        <w:t xml:space="preserve">(−4, 0)</w:t>
+      </w:r>
+      <w:r>
+        <w:rPr>
+          <w:sz w:val="22"/>
+          <w:szCs w:val="22"/>
+        </w:rPr>
+        <w:t xml:space="preserve">. It extends to the right and passes through approximately </w:t>
+      </w:r>
+      <w:r>
+        <w:rPr>
+          <w:i/>
+          <w:iCs/>
+          <w:sz w:val="22"/>
+          <w:szCs w:val="22"/>
+        </w:rPr>
+        <w:t xml:space="preserve">(−1.1, 1.7)</w:t>
+      </w:r>
+      <w:r>
+        <w:rPr>
+          <w:sz w:val="22"/>
+          <w:szCs w:val="22"/>
+        </w:rPr>
+        <w:t xml:space="preserve">, </w:t>
+      </w:r>
+      <w:r>
+        <w:rPr>
+          <w:i/>
+          <w:iCs/>
+          <w:sz w:val="22"/>
+          <w:szCs w:val="22"/>
+        </w:rPr>
+        <w:t xml:space="preserve">(−1.1, −1.7)</w:t>
+      </w:r>
+      <w:r>
+        <w:rPr>
+          <w:sz w:val="22"/>
+          <w:szCs w:val="22"/>
+        </w:rPr>
+        <w:t xml:space="preserve">, </w:t>
+      </w:r>
+      <w:r>
+        <w:rPr>
+          <w:i/>
+          <w:iCs/>
+          <w:sz w:val="22"/>
+          <w:szCs w:val="22"/>
+        </w:rPr>
+        <w:t xml:space="preserve">(1.8, 2.4)</w:t>
+      </w:r>
+      <w:r>
+        <w:rPr>
+          <w:sz w:val="22"/>
+          <w:szCs w:val="22"/>
+        </w:rPr>
+        <w:t xml:space="preserve">, and </w:t>
+      </w:r>
+      <w:r>
+        <w:rPr>
+          <w:i/>
+          <w:iCs/>
+          <w:sz w:val="22"/>
+          <w:szCs w:val="22"/>
+        </w:rPr>
+        <w:t xml:space="preserve">(1.8, −2.4)</w:t>
+      </w:r>
+      <w:r>
+        <w:rPr>
+          <w:sz w:val="22"/>
+          <w:szCs w:val="22"/>
+        </w:rPr>
+        <w:t xml:space="preserve">.</w:t>
+      </w:r>
+    </w:p>
+    <w:p>
+      <w:pPr>
+        <w:pStyle w:val="Heading3"/>
+        <w:keepNext/>
+      </w:pPr>
+      <w:r>
+        <w:t xml:space="preserve">Question</w:t>
+      </w:r>
+    </w:p>
+    <w:p>
+      <w:pPr>
+        <w:spacing w:after="120" w:before="80" w:line="300"/>
+      </w:pPr>
+      <w:r>
+        <w:t xml:space="preserve">A student says this graph is a function, because a horizontal line crosses it only once. What is the mistake, if any?</w:t>
+      </w:r>
+    </w:p>
+    <w:p>
+      <w:pPr>
+        <w:spacing w:after="40" w:before="20"/>
+        <w:ind w:left="360"/>
+      </w:pPr>
+      <w:r>
+        <w:rPr>
+          <w:b/>
+          <w:bCs/>
+        </w:rPr>
+        <w:t xml:space="preserve">A.  </w:t>
+      </w:r>
+      <w:r>
+        <w:t xml:space="preserve">There is no mistake.</w:t>
+      </w:r>
+    </w:p>
+    <w:p>
+      <w:pPr>
+        <w:spacing w:after="40" w:before="20"/>
+        <w:ind w:left="360"/>
+      </w:pPr>
+      <w:r>
+        <w:rPr>
+          <w:b/>
+          <w:bCs/>
+        </w:rPr>
+        <w:t xml:space="preserve">B.  </w:t>
+      </w:r>
+      <w:r>
+        <w:t xml:space="preserve">A horizontal line crosses it twice, so it is not a function.</w:t>
+      </w:r>
+    </w:p>
+    <w:p>
+      <w:pPr>
+        <w:spacing w:after="40" w:before="20"/>
+        <w:ind w:left="360"/>
+      </w:pPr>
+      <w:r>
+        <w:rPr>
+          <w:b/>
+          <w:bCs/>
+        </w:rPr>
+        <w:t xml:space="preserve">C.  </w:t>
+      </w:r>
+      <w:r>
+        <w:t xml:space="preserve">A curve can never be a function, only a straight line can.</w:t>
+      </w:r>
+    </w:p>
+    <w:p>
+      <w:pPr>
+        <w:spacing w:after="40" w:before="20"/>
+        <w:ind w:left="360"/>
+      </w:pPr>
+      <w:r>
+        <w:rPr>
+          <w:b/>
+          <w:bCs/>
+        </w:rPr>
+        <w:t xml:space="preserve">D.  </w:t>
+      </w:r>
+      <w:r>
+        <w:t xml:space="preserve">Use a vertical line: at x = 1.8 the curve is hit twice.</w:t>
+      </w:r>
+    </w:p>
+    <w:p>
+      <w:pPr>
+        <w:pStyle w:val="Heading3"/>
+        <w:keepNext/>
+      </w:pPr>
+      <w:r>
+        <w:t xml:space="preserve">Answer and reasoning</w:t>
+      </w:r>
+    </w:p>
+    <w:p>
+      <w:pPr>
+        <w:spacing w:after="120" w:before="80" w:line="300"/>
+      </w:pPr>
+      <w:r>
+        <w:t xml:space="preserve">Functions are checked with a vertical line, because a vertical line is one input. At </w:t>
+      </w:r>
+      <w:r>
+        <w:rPr>
+          <w:i/>
+          <w:iCs/>
+        </w:rPr>
+        <w:t xml:space="preserve">x=1.8</w:t>
+      </w:r>
+      <w:r>
+        <w:t xml:space="preserve"> the curve has two points, </w:t>
+      </w:r>
+      <w:r>
+        <w:rPr>
+          <w:i/>
+          <w:iCs/>
+        </w:rPr>
+        <w:t xml:space="preserve">(1.8, 2.4)</w:t>
+      </w:r>
+      <w:r>
+        <w:t xml:space="preserve"> and </w:t>
+      </w:r>
+      <w:r>
+        <w:rPr>
+          <w:i/>
+          <w:iCs/>
+        </w:rPr>
+        <w:t xml:space="preserve">(1.8, −2.4)</w:t>
+      </w:r>
+      <w:r>
+        <w:t xml:space="preserve">: one input, two outputs. A horizontal line test answers a different question. </w:t>
+      </w:r>
+      <w:r>
+        <w:rPr>
+          <w:b/>
+          <w:bCs/>
+        </w:rPr>
+        <w:t xml:space="preserve">The graph is not a function.</w:t>
+      </w:r>
+    </w:p>
+    <w:p>
+      <w:pPr>
+        <w:pStyle w:val="Heading2"/>
+        <w:pageBreakBefore/>
+      </w:pPr>
+      <w:r>
+        <w:t xml:space="preserve">Example 13: Slip 5</w:t>
+      </w:r>
+    </w:p>
+    <w:p>
+      <w:pPr>
+        <w:spacing w:after="200" w:before="200"/>
+        <w:jc w:val="left"/>
+      </w:pPr>
+      <w:r>
+        <w:rPr>
+          <w:i/>
+          <w:iCs/>
+          <w:sz w:val="28"/>
+          <w:szCs w:val="28"/>
+        </w:rPr>
+        <w:t xml:space="preserve">(1, 4)</w:t>
+      </w:r>
+      <w:r>
+        <w:rPr>
+          <w:sz w:val="28"/>
+          <w:szCs w:val="28"/>
+        </w:rPr>
+        <w:t xml:space="preserve">, </w:t>
+      </w:r>
+      <w:r>
+        <w:rPr>
+          <w:i/>
+          <w:iCs/>
+          <w:sz w:val="28"/>
+          <w:szCs w:val="28"/>
+        </w:rPr>
+        <w:t xml:space="preserve">(2, 4)</w:t>
+      </w:r>
+      <w:r>
+        <w:rPr>
+          <w:sz w:val="28"/>
+          <w:szCs w:val="28"/>
+        </w:rPr>
+        <w:t xml:space="preserve">, </w:t>
+      </w:r>
+      <w:r>
+        <w:rPr>
+          <w:i/>
+          <w:iCs/>
+          <w:sz w:val="28"/>
+          <w:szCs w:val="28"/>
+        </w:rPr>
+        <w:t xml:space="preserve">(3, 4)</w:t>
+      </w:r>
+      <w:r>
+        <w:rPr>
+          <w:sz w:val="28"/>
+          <w:szCs w:val="28"/>
+        </w:rPr>
+        <w:t xml:space="preserve">, </w:t>
+      </w:r>
+      <w:r>
+        <w:rPr>
+          <w:i/>
+          <w:iCs/>
+          <w:sz w:val="28"/>
+          <w:szCs w:val="28"/>
+        </w:rPr>
+        <w:t xml:space="preserve">(4, 9)</w:t>
+      </w:r>
+    </w:p>
+    <w:p>
+      <w:pPr>
+        <w:pStyle w:val="Heading3"/>
+        <w:keepNext/>
+      </w:pPr>
+      <w:r>
+        <w:t xml:space="preserve">Question</w:t>
+      </w:r>
+    </w:p>
+    <w:p>
+      <w:pPr>
+        <w:spacing w:after="120" w:before="80" w:line="300"/>
+      </w:pPr>
+      <w:r>
+        <w:t xml:space="preserve">A student says these ordered pairs define a function, because no x-value repeats, even though 4 repeats as a y-value. What is the mistake, if any?</w:t>
+      </w:r>
+    </w:p>
+    <w:p>
+      <w:pPr>
+        <w:spacing w:after="40" w:before="20"/>
+        <w:ind w:left="360"/>
+      </w:pPr>
+      <w:r>
+        <w:rPr>
+          <w:b/>
+          <w:bCs/>
+        </w:rPr>
+        <w:t xml:space="preserve">A.  </w:t>
+      </w:r>
+      <w:r>
+        <w:t xml:space="preserve">The y-value 4 repeats, so these are not a function.</w:t>
+      </w:r>
+    </w:p>
+    <w:p>
+      <w:pPr>
+        <w:spacing w:after="40" w:before="20"/>
+        <w:ind w:left="360"/>
+      </w:pPr>
+      <w:r>
+        <w:rPr>
+          <w:b/>
+          <w:bCs/>
+        </w:rPr>
+        <w:t xml:space="preserve">B.  </w:t>
+      </w:r>
+      <w:r>
+        <w:t xml:space="preserve">A function needs an x-value of 0 among its pairs.</w:t>
+      </w:r>
+    </w:p>
+    <w:p>
+      <w:pPr>
+        <w:spacing w:after="40" w:before="20"/>
+        <w:ind w:left="360"/>
+      </w:pPr>
+      <w:r>
+        <w:rPr>
+          <w:b/>
+          <w:bCs/>
+        </w:rPr>
+        <w:t xml:space="preserve">C.  </w:t>
+      </w:r>
+      <w:r>
+        <w:t xml:space="preserve">There is no mistake.</w:t>
+      </w:r>
+    </w:p>
+    <w:p>
+      <w:pPr>
+        <w:spacing w:after="40" w:before="20"/>
+        <w:ind w:left="360"/>
+      </w:pPr>
+      <w:r>
+        <w:rPr>
+          <w:b/>
+          <w:bCs/>
+        </w:rPr>
+        <w:t xml:space="preserve">D.  </w:t>
+      </w:r>
+      <w:r>
+        <w:t xml:space="preserve">The pairs have to be in order of y to be checked.</w:t>
+      </w:r>
+    </w:p>
+    <w:p>
+      <w:pPr>
+        <w:pStyle w:val="Heading3"/>
+        <w:keepNext/>
+      </w:pPr>
+      <w:r>
+        <w:t xml:space="preserve">Answer and reasoning</w:t>
+      </w:r>
+    </w:p>
+    <w:p>
+      <w:pPr>
+        <w:spacing w:after="120" w:before="80" w:line="300"/>
+      </w:pPr>
+      <w:r>
+        <w:t xml:space="preserve">The x-values 1, 2, 3, and 4 are all different, so no input has two outputs. Several inputs sharing the output 4 is fine. The student checked the right thing. </w:t>
+      </w:r>
+      <w:r>
+        <w:rPr>
+          <w:b/>
+          <w:bCs/>
+        </w:rPr>
+        <w:t xml:space="preserve">There is no mistake: the pairs define a function.</w:t>
       </w:r>
     </w:p>
     <w:sectPr>

--- a/support-materials/FN1/FN1_worked_examples.docx
+++ b/support-materials/FN1/FN1_worked_examples.docx
@@ -2209,7 +2209,7 @@
         <w:t xml:space="preserve">A.  </w:t>
       </w:r>
       <w:r>
-        <w:t xml:space="preserve">Only a repeated input breaks a function; outputs may repeat.</w:t>
+        <w:t xml:space="preserve">Only an input with two different outputs breaks a function.</w:t>
       </w:r>
     </w:p>
     <w:p>
@@ -2291,6 +2291,183 @@
       </w:pPr>
       <w:r>
         <w:t xml:space="preserve">Example 10: Slip 2</w:t>
+      </w:r>
+    </w:p>
+    <w:p>
+      <w:pPr>
+        <w:spacing w:after="200" w:before="200"/>
+        <w:jc w:val="left"/>
+      </w:pPr>
+      <w:r>
+        <w:rPr>
+          <w:i/>
+          <w:iCs/>
+          <w:sz w:val="28"/>
+          <w:szCs w:val="28"/>
+        </w:rPr>
+        <w:t xml:space="preserve">(1, 4)</w:t>
+      </w:r>
+      <w:r>
+        <w:rPr>
+          <w:sz w:val="28"/>
+          <w:szCs w:val="28"/>
+        </w:rPr>
+        <w:t xml:space="preserve">, </w:t>
+      </w:r>
+      <w:r>
+        <w:rPr>
+          <w:i/>
+          <w:iCs/>
+          <w:sz w:val="28"/>
+          <w:szCs w:val="28"/>
+        </w:rPr>
+        <w:t xml:space="preserve">(2, 4)</w:t>
+      </w:r>
+      <w:r>
+        <w:rPr>
+          <w:sz w:val="28"/>
+          <w:szCs w:val="28"/>
+        </w:rPr>
+        <w:t xml:space="preserve">, </w:t>
+      </w:r>
+      <w:r>
+        <w:rPr>
+          <w:i/>
+          <w:iCs/>
+          <w:sz w:val="28"/>
+          <w:szCs w:val="28"/>
+        </w:rPr>
+        <w:t xml:space="preserve">(3, 4)</w:t>
+      </w:r>
+      <w:r>
+        <w:rPr>
+          <w:sz w:val="28"/>
+          <w:szCs w:val="28"/>
+        </w:rPr>
+        <w:t xml:space="preserve">, </w:t>
+      </w:r>
+      <w:r>
+        <w:rPr>
+          <w:i/>
+          <w:iCs/>
+          <w:sz w:val="28"/>
+          <w:szCs w:val="28"/>
+        </w:rPr>
+        <w:t xml:space="preserve">(4, 9)</w:t>
+      </w:r>
+    </w:p>
+    <w:p>
+      <w:pPr>
+        <w:pStyle w:val="Heading3"/>
+        <w:keepNext/>
+      </w:pPr>
+      <w:r>
+        <w:t xml:space="preserve">Question</w:t>
+      </w:r>
+    </w:p>
+    <w:p>
+      <w:pPr>
+        <w:spacing w:after="120" w:before="80" w:line="300"/>
+      </w:pPr>
+      <w:r>
+        <w:t xml:space="preserve">A student says these ordered pairs define a function, because no x-value repeats, even though 4 repeats as a y-value. What is the mistake, if any?</w:t>
+      </w:r>
+    </w:p>
+    <w:p>
+      <w:pPr>
+        <w:spacing w:after="40" w:before="20"/>
+        <w:ind w:left="360"/>
+      </w:pPr>
+      <w:r>
+        <w:rPr>
+          <w:b/>
+          <w:bCs/>
+        </w:rPr>
+        <w:t xml:space="preserve">A.  </w:t>
+      </w:r>
+      <w:r>
+        <w:t xml:space="preserve">The y-value 4 repeats, so these are not a function.</w:t>
+      </w:r>
+    </w:p>
+    <w:p>
+      <w:pPr>
+        <w:spacing w:after="40" w:before="20"/>
+        <w:ind w:left="360"/>
+      </w:pPr>
+      <w:r>
+        <w:rPr>
+          <w:b/>
+          <w:bCs/>
+        </w:rPr>
+        <w:t xml:space="preserve">B.  </w:t>
+      </w:r>
+      <w:r>
+        <w:t xml:space="preserve">A function needs an x-value of 0 among its pairs.</w:t>
+      </w:r>
+    </w:p>
+    <w:p>
+      <w:pPr>
+        <w:spacing w:after="40" w:before="20"/>
+        <w:ind w:left="360"/>
+      </w:pPr>
+      <w:r>
+        <w:rPr>
+          <w:b/>
+          <w:bCs/>
+        </w:rPr>
+        <w:t xml:space="preserve">C.  </w:t>
+      </w:r>
+      <w:r>
+        <w:t xml:space="preserve">There is no mistake.</w:t>
+      </w:r>
+    </w:p>
+    <w:p>
+      <w:pPr>
+        <w:spacing w:after="40" w:before="20"/>
+        <w:ind w:left="360"/>
+      </w:pPr>
+      <w:r>
+        <w:rPr>
+          <w:b/>
+          <w:bCs/>
+        </w:rPr>
+        <w:t xml:space="preserve">D.  </w:t>
+      </w:r>
+      <w:r>
+        <w:t xml:space="preserve">The pairs have to be in order of y to be checked.</w:t>
+      </w:r>
+    </w:p>
+    <w:p>
+      <w:pPr>
+        <w:pStyle w:val="Heading3"/>
+        <w:keepNext/>
+      </w:pPr>
+      <w:r>
+        <w:t xml:space="preserve">Answer and reasoning</w:t>
+      </w:r>
+    </w:p>
+    <w:p>
+      <w:pPr>
+        <w:spacing w:after="120" w:before="80" w:line="300"/>
+      </w:pPr>
+      <w:r>
+        <w:t xml:space="preserve">The x-values 1, 2, 3, and 4 are all different, so no input has two outputs. Several inputs sharing the output 4 is fine. The student checked the right thing. </w:t>
+      </w:r>
+      <w:r>
+        <w:rPr>
+          <w:b/>
+          <w:bCs/>
+        </w:rPr>
+        <w:t xml:space="preserve">There is no mistake: the pairs define a function.</w:t>
+      </w:r>
+    </w:p>
+    <w:p>
+      <w:pPr>
+        <w:pStyle w:val="Heading2"/>
+        <w:pageBreakBefore/>
+      </w:pPr>
+      <w:r>
+        <w:t xml:space="preserve">Example 11: Slip 3</w:t>
       </w:r>
     </w:p>
     <w:p>
@@ -2383,7 +2560,7 @@
         <w:t xml:space="preserve">B.  </w:t>
       </w:r>
       <w:r>
-        <w:t xml:space="preserve">Squaring x is fine; only an even power on y gives two outputs.</w:t>
+        <w:t xml:space="preserve">Squaring x is fine; a squared y is what gives two outputs.</w:t>
       </w:r>
     </w:p>
     <w:p>
@@ -2536,7 +2713,7 @@
         <w:pageBreakBefore/>
       </w:pPr>
       <w:r>
-        <w:t xml:space="preserve">Example 11: Slip 3</w:t>
+        <w:t xml:space="preserve">Example 12: Slip 4</w:t>
       </w:r>
     </w:p>
     <w:p>
@@ -2759,7 +2936,7 @@
         <w:pageBreakBefore/>
       </w:pPr>
       <w:r>
-        <w:t xml:space="preserve">Example 12: Slip 4</w:t>
+        <w:t xml:space="preserve">Example 13: Slip 5</w:t>
       </w:r>
     </w:p>
     <w:p>
@@ -2771,7 +2948,7 @@
           <wp:inline distT="0" distB="0" distL="0" distR="0">
             <wp:extent cx="2466975" cy="2476500"/>
             <wp:effectExtent t="0" r="0" b="0" l="0"/>
-            <wp:docPr id="1" name="sl4" descr="A smooth curve extending to the right from a leftmost point. Plotted data: a smooth curve whose leftmost point is at (-4, 0). It extends to the right and passes through approximately (-1.1, 1.7), (-1.1, -1.7), (1.8, 2.4), and (1.8, -2.4)." title="A smooth curve extending to the right from a leftmost point"/>
+            <wp:docPr id="1" name="sl5" descr="A smooth curve extending to the right from a leftmost point. Plotted data: a smooth curve whose leftmost point is at (-4, 0). It extends to the right and passes through approximately (-1.1, 1.7), (-1.1, -1.7), (1.8, 2.4), and (1.8, -2.4)." title="A smooth curve extending to the right from a leftmost point"/>
             <wp:cNvGraphicFramePr>
               <a:graphicFrameLocks xmlns:a="http://schemas.openxmlformats.org/drawingml/2006/main" noChangeAspect="1"/>
             </wp:cNvGraphicFramePr>
@@ -3041,183 +3218,6 @@
           <w:bCs/>
         </w:rPr>
         <w:t xml:space="preserve">The graph is not a function.</w:t>
-      </w:r>
-    </w:p>
-    <w:p>
-      <w:pPr>
-        <w:pStyle w:val="Heading2"/>
-        <w:pageBreakBefore/>
-      </w:pPr>
-      <w:r>
-        <w:t xml:space="preserve">Example 13: Slip 5</w:t>
-      </w:r>
-    </w:p>
-    <w:p>
-      <w:pPr>
-        <w:spacing w:after="200" w:before="200"/>
-        <w:jc w:val="left"/>
-      </w:pPr>
-      <w:r>
-        <w:rPr>
-          <w:i/>
-          <w:iCs/>
-          <w:sz w:val="28"/>
-          <w:szCs w:val="28"/>
-        </w:rPr>
-        <w:t xml:space="preserve">(1, 4)</w:t>
-      </w:r>
-      <w:r>
-        <w:rPr>
-          <w:sz w:val="28"/>
-          <w:szCs w:val="28"/>
-        </w:rPr>
-        <w:t xml:space="preserve">, </w:t>
-      </w:r>
-      <w:r>
-        <w:rPr>
-          <w:i/>
-          <w:iCs/>
-          <w:sz w:val="28"/>
-          <w:szCs w:val="28"/>
-        </w:rPr>
-        <w:t xml:space="preserve">(2, 4)</w:t>
-      </w:r>
-      <w:r>
-        <w:rPr>
-          <w:sz w:val="28"/>
-          <w:szCs w:val="28"/>
-        </w:rPr>
-        <w:t xml:space="preserve">, </w:t>
-      </w:r>
-      <w:r>
-        <w:rPr>
-          <w:i/>
-          <w:iCs/>
-          <w:sz w:val="28"/>
-          <w:szCs w:val="28"/>
-        </w:rPr>
-        <w:t xml:space="preserve">(3, 4)</w:t>
-      </w:r>
-      <w:r>
-        <w:rPr>
-          <w:sz w:val="28"/>
-          <w:szCs w:val="28"/>
-        </w:rPr>
-        <w:t xml:space="preserve">, </w:t>
-      </w:r>
-      <w:r>
-        <w:rPr>
-          <w:i/>
-          <w:iCs/>
-          <w:sz w:val="28"/>
-          <w:szCs w:val="28"/>
-        </w:rPr>
-        <w:t xml:space="preserve">(4, 9)</w:t>
-      </w:r>
-    </w:p>
-    <w:p>
-      <w:pPr>
-        <w:pStyle w:val="Heading3"/>
-        <w:keepNext/>
-      </w:pPr>
-      <w:r>
-        <w:t xml:space="preserve">Question</w:t>
-      </w:r>
-    </w:p>
-    <w:p>
-      <w:pPr>
-        <w:spacing w:after="120" w:before="80" w:line="300"/>
-      </w:pPr>
-      <w:r>
-        <w:t xml:space="preserve">A student says these ordered pairs define a function, because no x-value repeats, even though 4 repeats as a y-value. What is the mistake, if any?</w:t>
-      </w:r>
-    </w:p>
-    <w:p>
-      <w:pPr>
-        <w:spacing w:after="40" w:before="20"/>
-        <w:ind w:left="360"/>
-      </w:pPr>
-      <w:r>
-        <w:rPr>
-          <w:b/>
-          <w:bCs/>
-        </w:rPr>
-        <w:t xml:space="preserve">A.  </w:t>
-      </w:r>
-      <w:r>
-        <w:t xml:space="preserve">The y-value 4 repeats, so these are not a function.</w:t>
-      </w:r>
-    </w:p>
-    <w:p>
-      <w:pPr>
-        <w:spacing w:after="40" w:before="20"/>
-        <w:ind w:left="360"/>
-      </w:pPr>
-      <w:r>
-        <w:rPr>
-          <w:b/>
-          <w:bCs/>
-        </w:rPr>
-        <w:t xml:space="preserve">B.  </w:t>
-      </w:r>
-      <w:r>
-        <w:t xml:space="preserve">A function needs an x-value of 0 among its pairs.</w:t>
-      </w:r>
-    </w:p>
-    <w:p>
-      <w:pPr>
-        <w:spacing w:after="40" w:before="20"/>
-        <w:ind w:left="360"/>
-      </w:pPr>
-      <w:r>
-        <w:rPr>
-          <w:b/>
-          <w:bCs/>
-        </w:rPr>
-        <w:t xml:space="preserve">C.  </w:t>
-      </w:r>
-      <w:r>
-        <w:t xml:space="preserve">There is no mistake.</w:t>
-      </w:r>
-    </w:p>
-    <w:p>
-      <w:pPr>
-        <w:spacing w:after="40" w:before="20"/>
-        <w:ind w:left="360"/>
-      </w:pPr>
-      <w:r>
-        <w:rPr>
-          <w:b/>
-          <w:bCs/>
-        </w:rPr>
-        <w:t xml:space="preserve">D.  </w:t>
-      </w:r>
-      <w:r>
-        <w:t xml:space="preserve">The pairs have to be in order of y to be checked.</w:t>
-      </w:r>
-    </w:p>
-    <w:p>
-      <w:pPr>
-        <w:pStyle w:val="Heading3"/>
-        <w:keepNext/>
-      </w:pPr>
-      <w:r>
-        <w:t xml:space="preserve">Answer and reasoning</w:t>
-      </w:r>
-    </w:p>
-    <w:p>
-      <w:pPr>
-        <w:spacing w:after="120" w:before="80" w:line="300"/>
-      </w:pPr>
-      <w:r>
-        <w:t xml:space="preserve">The x-values 1, 2, 3, and 4 are all different, so no input has two outputs. Several inputs sharing the output 4 is fine. The student checked the right thing. </w:t>
-      </w:r>
-      <w:r>
-        <w:rPr>
-          <w:b/>
-          <w:bCs/>
-        </w:rPr>
-        <w:t xml:space="preserve">There is no mistake: the pairs define a function.</w:t>
       </w:r>
     </w:p>
     <w:sectPr>

--- a/support-materials/FN1/FN1_worked_examples.docx
+++ b/support-materials/FN1/FN1_worked_examples.docx
@@ -1409,7 +1409,7 @@
           <wp:inline distT="0" distB="0" distL="0" distR="0">
             <wp:extent cx="3133725" cy="3143250"/>
             <wp:effectExtent t="0" r="0" b="0" l="0"/>
-            <wp:docPr id="1" name="graph2" descr="A smooth curve extending to the right from a leftmost point. Plotted data: a smooth curve whose leftmost point is at (-4, 0). It extends to the right and passes through approximately (-1.1, 1.7), (-1.1, -1.7), (1.8, 2.4), and (1.8, -2.4)." title="A smooth curve extending to the right from a leftmost point"/>
+            <wp:docPr id="1" name="graph2" descr="A smooth curve extending to the right from a leftmost point. Plotted data: a smooth curve shaped like a parabola opening to the right. Its leftmost point is (-4, 0). One branch rises toward the upper right, reaching about (1.8, 2.4) at the edge of the grid, and the other falls toward the lower right, reaching about (1.8, -2.4)." title="A smooth curve extending to the right from a leftmost point"/>
             <wp:cNvGraphicFramePr>
               <a:graphicFrameLocks xmlns:a="http://schemas.openxmlformats.org/drawingml/2006/main" noChangeAspect="1"/>
             </wp:cNvGraphicFramePr>
@@ -1463,7 +1463,7 @@
           <w:sz w:val="22"/>
           <w:szCs w:val="22"/>
         </w:rPr>
-        <w:t xml:space="preserve">a smooth curve whose leftmost point is at </w:t>
+        <w:t xml:space="preserve">a smooth curve shaped like a parabola opening to the right. Its leftmost point is </w:t>
       </w:r>
       <w:r>
         <w:rPr>
@@ -1479,7 +1479,7 @@
           <w:sz w:val="22"/>
           <w:szCs w:val="22"/>
         </w:rPr>
-        <w:t xml:space="preserve">. It extends to the right and passes through approximately </w:t>
+        <w:t xml:space="preserve">. One branch rises toward the upper right, reaching about </w:t>
       </w:r>
       <w:r>
         <w:rPr>
@@ -1488,46 +1488,14 @@
           <w:sz w:val="22"/>
           <w:szCs w:val="22"/>
         </w:rPr>
-        <w:t xml:space="preserve">(−1.1, 1.7)</w:t>
+        <w:t xml:space="preserve">(1.8, 2.4)</w:t>
       </w:r>
       <w:r>
         <w:rPr>
           <w:sz w:val="22"/>
           <w:szCs w:val="22"/>
         </w:rPr>
-        <w:t xml:space="preserve">, </w:t>
-      </w:r>
-      <w:r>
-        <w:rPr>
-          <w:i/>
-          <w:iCs/>
-          <w:sz w:val="22"/>
-          <w:szCs w:val="22"/>
-        </w:rPr>
-        <w:t xml:space="preserve">(−1.1, −1.7)</w:t>
-      </w:r>
-      <w:r>
-        <w:rPr>
-          <w:sz w:val="22"/>
-          <w:szCs w:val="22"/>
-        </w:rPr>
-        <w:t xml:space="preserve">, </w:t>
-      </w:r>
-      <w:r>
-        <w:rPr>
-          <w:i/>
-          <w:iCs/>
-          <w:sz w:val="22"/>
-          <w:szCs w:val="22"/>
-        </w:rPr>
-        <w:t xml:space="preserve">(1.8, 2.4)</w:t>
-      </w:r>
-      <w:r>
-        <w:rPr>
-          <w:sz w:val="22"/>
-          <w:szCs w:val="22"/>
-        </w:rPr>
-        <w:t xml:space="preserve">, and </w:t>
+        <w:t xml:space="preserve"> at the edge of the grid, and the other falls toward the lower right, reaching about </w:t>
       </w:r>
       <w:r>
         <w:rPr>
@@ -2948,7 +2916,7 @@
           <wp:inline distT="0" distB="0" distL="0" distR="0">
             <wp:extent cx="2466975" cy="2476500"/>
             <wp:effectExtent t="0" r="0" b="0" l="0"/>
-            <wp:docPr id="1" name="sl5" descr="A smooth curve extending to the right from a leftmost point. Plotted data: a smooth curve whose leftmost point is at (-4, 0). It extends to the right and passes through approximately (-1.1, 1.7), (-1.1, -1.7), (1.8, 2.4), and (1.8, -2.4)." title="A smooth curve extending to the right from a leftmost point"/>
+            <wp:docPr id="1" name="sl5" descr="A smooth curve extending to the right from a leftmost point. Plotted data: a smooth curve shaped like a parabola opening to the right. Its leftmost point is (-4, 0). One branch rises toward the upper right, reaching about (1.8, 2.4) at the edge of the grid, and the other falls toward the lower right, reaching about (1.8, -2.4)." title="A smooth curve extending to the right from a leftmost point"/>
             <wp:cNvGraphicFramePr>
               <a:graphicFrameLocks xmlns:a="http://schemas.openxmlformats.org/drawingml/2006/main" noChangeAspect="1"/>
             </wp:cNvGraphicFramePr>
@@ -3002,7 +2970,7 @@
           <w:sz w:val="22"/>
           <w:szCs w:val="22"/>
         </w:rPr>
-        <w:t xml:space="preserve">a smooth curve whose leftmost point is at </w:t>
+        <w:t xml:space="preserve">a smooth curve shaped like a parabola opening to the right. Its leftmost point is </w:t>
       </w:r>
       <w:r>
         <w:rPr>
@@ -3018,7 +2986,7 @@
           <w:sz w:val="22"/>
           <w:szCs w:val="22"/>
         </w:rPr>
-        <w:t xml:space="preserve">. It extends to the right and passes through approximately </w:t>
+        <w:t xml:space="preserve">. One branch rises toward the upper right, reaching about </w:t>
       </w:r>
       <w:r>
         <w:rPr>
@@ -3027,46 +2995,14 @@
           <w:sz w:val="22"/>
           <w:szCs w:val="22"/>
         </w:rPr>
-        <w:t xml:space="preserve">(−1.1, 1.7)</w:t>
+        <w:t xml:space="preserve">(1.8, 2.4)</w:t>
       </w:r>
       <w:r>
         <w:rPr>
           <w:sz w:val="22"/>
           <w:szCs w:val="22"/>
         </w:rPr>
-        <w:t xml:space="preserve">, </w:t>
-      </w:r>
-      <w:r>
-        <w:rPr>
-          <w:i/>
-          <w:iCs/>
-          <w:sz w:val="22"/>
-          <w:szCs w:val="22"/>
-        </w:rPr>
-        <w:t xml:space="preserve">(−1.1, −1.7)</w:t>
-      </w:r>
-      <w:r>
-        <w:rPr>
-          <w:sz w:val="22"/>
-          <w:szCs w:val="22"/>
-        </w:rPr>
-        <w:t xml:space="preserve">, </w:t>
-      </w:r>
-      <w:r>
-        <w:rPr>
-          <w:i/>
-          <w:iCs/>
-          <w:sz w:val="22"/>
-          <w:szCs w:val="22"/>
-        </w:rPr>
-        <w:t xml:space="preserve">(1.8, 2.4)</w:t>
-      </w:r>
-      <w:r>
-        <w:rPr>
-          <w:sz w:val="22"/>
-          <w:szCs w:val="22"/>
-        </w:rPr>
-        <w:t xml:space="preserve">, and </w:t>
+        <w:t xml:space="preserve"> at the edge of the grid, and the other falls toward the lower right, reaching about </w:t>
       </w:r>
       <w:r>
         <w:rPr>
